--- a/Procedimiento.docx
+++ b/Procedimiento.docx
@@ -13184,20 +13184,8 @@
                 <w:lang w:eastAsia="es-EC"/>
                 <w14:ligatures w14:val="none"/>
               </w:rPr>
-              <w:t>Kwang-</w:t>
-            </w:r>
-            <w:proofErr w:type="spellStart"/>
-            <w:r>
-              <w:rPr>
-                <w:rFonts w:ascii="Calibri" w:eastAsia="Times New Roman" w:hAnsi="Calibri" w:cs="Calibri"/>
-                <w:color w:val="000000"/>
-                <w:kern w:val="0"/>
-                <w:lang w:eastAsia="es-EC"/>
-                <w14:ligatures w14:val="none"/>
-              </w:rPr>
-              <w:t>Sig</w:t>
-            </w:r>
-            <w:proofErr w:type="spellEnd"/>
+              <w:t>Kwang-Sig</w:t>
+            </w:r>
           </w:p>
         </w:tc>
         <w:tc>
@@ -29049,6 +29037,19 @@
     </w:p>
     <w:p/>
     <w:p/>
+    <w:p>
+      <w:r>
+        <w:t>Posteriormente se hace una revisión manual exhaustiva a través de protocolos en Excel, para corroborar la validación hecha con IA inicialmente.</w:t>
+      </w:r>
+    </w:p>
+    <w:p>
+      <w:r>
+        <w:t>Al final se consolidan como estudios primarios 29 artículos.</w:t>
+      </w:r>
+      <w:r>
+        <w:t xml:space="preserve"> Se adjunta archivos de Excel en la etapa de procesamiento.</w:t>
+      </w:r>
+    </w:p>
     <w:sectPr>
       <w:pgSz w:w="12240" w:h="15840"/>
       <w:pgMar w:top="1440" w:right="1440" w:bottom="1440" w:left="1440" w:header="720" w:footer="720" w:gutter="0"/>
